--- a/telechargements/word-en/19-Adhesion-guide-Membership-Guide.docx
+++ b/telechargements/word-en/19-Adhesion-guide-Membership-Guide.docx
@@ -593,7 +593,7 @@
         <w:spacing w:after="140"/>
       </w:pPr>
       <w:r>
-        <w:t xml:space="preserve">For early-career applicants, a supervised internship or guided practical experience may be recognized as part of admission.</w:t>
+        <w:t xml:space="preserve">For early-career applicants, a supervised internship or guided practical experience is part of the admission requirements. The internship must total at least 540 hours in the field, or an equivalent recognized by the admissions committee.</w:t>
       </w:r>
     </w:p>
     <w:p>
@@ -753,7 +753,7 @@
         <w:sz w:val="15"/>
         <w:szCs w:val="15"/>
       </w:rPr>
-      <w:t xml:space="preserve">C.P. 0000, Fredericton (Nouveau-Brunswick) E3B 0A0   ·   info@apcnb.ca   ·   </w:t>
+      <w:t xml:space="preserve">C.P. 0000, Fredericton (Nouveau-Brunswick) E3B 0A0   ·   info@apcnb-nbpac.ca   ·   </w:t>
     </w:r>
     <w:r>
       <w:rPr>

--- a/telechargements/word-en/19-Adhesion-guide-Membership-Guide.docx
+++ b/telechargements/word-en/19-Adhesion-guide-Membership-Guide.docx
@@ -83,6 +83,20 @@
           <w:color w:val="5B6675"/>
         </w:rPr>
         <w:t xml:space="preserve">June 2, 2026</w:t>
+      </w:r>
+      <w:r>
+        <w:rPr>
+          <w:b/>
+          <w:bCs/>
+          <w:color w:val="15263F"/>
+        </w:rPr>
+        <w:t xml:space="preserve">    Updated : </w:t>
+      </w:r>
+      <w:r>
+        <w:rPr>
+          <w:color w:val="5B6675"/>
+        </w:rPr>
+        <w:t xml:space="preserve">September 25, 2026</w:t>
       </w:r>
     </w:p>
     <w:p>

--- a/telechargements/word-en/19-Adhesion-guide-Membership-Guide.docx
+++ b/telechargements/word-en/19-Adhesion-guide-Membership-Guide.docx
@@ -575,7 +575,7 @@
         <w:spacing w:after="60"/>
       </w:pPr>
       <w:r>
-        <w:t xml:space="preserve">Payment of annual dues.</w:t>
+        <w:t xml:space="preserve">Payment of the non-refundable application review fee and the annual dues.</w:t>
       </w:r>
     </w:p>
     <w:p>

--- a/telechargements/word-en/19-Adhesion-guide-Membership-Guide.docx
+++ b/telechargements/word-en/19-Adhesion-guide-Membership-Guide.docx
@@ -767,7 +767,7 @@
         <w:sz w:val="15"/>
         <w:szCs w:val="15"/>
       </w:rPr>
-      <w:t xml:space="preserve">C.P. 0000, Fredericton (Nouveau-Brunswick) E3B 0A0   ·   info@apcnb-nbpac.ca   ·   </w:t>
+      <w:t xml:space="preserve">C.P. 0000, Fredericton (Nouveau-Brunswick) E3B 0A0   ·   info@apcnb-nbpac.ca   ·   Tél. 506-381-9495   ·   </w:t>
     </w:r>
     <w:r>
       <w:rPr>

--- a/telechargements/word-en/19-Adhesion-guide-Membership-Guide.docx
+++ b/telechargements/word-en/19-Adhesion-guide-Membership-Guide.docx
@@ -767,7 +767,7 @@
         <w:sz w:val="15"/>
         <w:szCs w:val="15"/>
       </w:rPr>
-      <w:t xml:space="preserve">C.P. 0000, Fredericton (Nouveau-Brunswick) E3B 0A0   ·   info@apcnb-nbpac.ca   ·   Tél. 506-381-9495   ·   </w:t>
+      <w:t xml:space="preserve">96, rue Weldon, Dieppe (Nouveau-Brunswick) E1C 5W2   ·   info@apcnb-nbpac.ca   ·   Tél. 506-381-9495   ·   </w:t>
     </w:r>
     <w:r>
       <w:rPr>

--- a/telechargements/word-en/19-Adhesion-guide-Membership-Guide.docx
+++ b/telechargements/word-en/19-Adhesion-guide-Membership-Guide.docx
@@ -96,7 +96,7 @@
         <w:rPr>
           <w:color w:val="5B6675"/>
         </w:rPr>
-        <w:t xml:space="preserve">September 25, 2026</w:t>
+        <w:t xml:space="preserve">October 29, 2026</w:t>
       </w:r>
     </w:p>
     <w:p>
